--- a/templates/documents/CONTRATOS CIVILES/CONTRATOS AUTENTICOS/INMOBILIARIA/DECLARACION JURADA DE AREA COMUN EN CONDOMINIO.docx
+++ b/templates/documents/CONTRATOS CIVILES/CONTRATOS AUTENTICOS/INMOBILIARIA/DECLARACION JURADA DE AREA COMUN EN CONDOMINIO.docx
@@ -1,12 +1,12 @@
 
 <file path=word/document.xml><?xml version="1.0" encoding="utf-8"?>
-<w:document xmlns:wpc="http://schemas.microsoft.com/office/word/2010/wordprocessingCanvas" xmlns:cx="http://schemas.microsoft.com/office/drawing/2014/chartex" xmlns:mc="http://schemas.openxmlformats.org/markup-compatibility/2006" xmlns:o="urn:schemas-microsoft-com:office:office" xmlns:r="http://schemas.openxmlformats.org/officeDocument/2006/relationships" xmlns:m="http://schemas.openxmlformats.org/officeDocument/2006/math" xmlns:v="urn:schemas-microsoft-com:vml" xmlns:wp14="http://schemas.microsoft.com/office/word/2010/wordprocessingDrawing" xmlns:wp="http://schemas.openxmlformats.org/drawingml/2006/wordprocessingDrawing" xmlns:w10="urn:schemas-microsoft-com:office:word" xmlns:w="http://schemas.openxmlformats.org/wordprocessingml/2006/main" xmlns:w14="http://schemas.microsoft.com/office/word/2010/wordml" xmlns:w15="http://schemas.microsoft.com/office/word/2012/wordml" xmlns:w16se="http://schemas.microsoft.com/office/word/2015/wordml/symex" xmlns:wpg="http://schemas.microsoft.com/office/word/2010/wordprocessingGroup" xmlns:wpi="http://schemas.microsoft.com/office/word/2010/wordprocessingInk" xmlns:wne="http://schemas.microsoft.com/office/word/2006/wordml" xmlns:wps="http://schemas.microsoft.com/office/word/2010/wordprocessingShape" mc:Ignorable="w14 w15 w16se wp14">
+<w:document xmlns:wpc="http://schemas.microsoft.com/office/word/2010/wordprocessingCanvas" xmlns:cx="http://schemas.microsoft.com/office/drawing/2014/chartex" xmlns:cx1="http://schemas.microsoft.com/office/drawing/2015/9/8/chartex" xmlns:cx2="http://schemas.microsoft.com/office/drawing/2015/10/21/chartex" xmlns:cx3="http://schemas.microsoft.com/office/drawing/2016/5/9/chartex" xmlns:cx4="http://schemas.microsoft.com/office/drawing/2016/5/10/chartex" xmlns:cx5="http://schemas.microsoft.com/office/drawing/2016/5/11/chartex" xmlns:cx6="http://schemas.microsoft.com/office/drawing/2016/5/12/chartex" xmlns:cx7="http://schemas.microsoft.com/office/drawing/2016/5/13/chartex" xmlns:cx8="http://schemas.microsoft.com/office/drawing/2016/5/14/chartex" xmlns:mc="http://schemas.openxmlformats.org/markup-compatibility/2006" xmlns:aink="http://schemas.microsoft.com/office/drawing/2016/ink" xmlns:am3d="http://schemas.microsoft.com/office/drawing/2017/model3d" xmlns:o="urn:schemas-microsoft-com:office:office" xmlns:oel="http://schemas.microsoft.com/office/2019/extlst" xmlns:r="http://schemas.openxmlformats.org/officeDocument/2006/relationships" xmlns:m="http://schemas.openxmlformats.org/officeDocument/2006/math" xmlns:v="urn:schemas-microsoft-com:vml" xmlns:wp14="http://schemas.microsoft.com/office/word/2010/wordprocessingDrawing" xmlns:wp="http://schemas.openxmlformats.org/drawingml/2006/wordprocessingDrawing" xmlns:w10="urn:schemas-microsoft-com:office:word" xmlns:w="http://schemas.openxmlformats.org/wordprocessingml/2006/main" xmlns:w14="http://schemas.microsoft.com/office/word/2010/wordml" xmlns:w15="http://schemas.microsoft.com/office/word/2012/wordml" xmlns:w16cex="http://schemas.microsoft.com/office/word/2018/wordml/cex" xmlns:w16cid="http://schemas.microsoft.com/office/word/2016/wordml/cid" xmlns:w16="http://schemas.microsoft.com/office/word/2018/wordml" xmlns:w16du="http://schemas.microsoft.com/office/word/2023/wordml/word16du" xmlns:w16sdtdh="http://schemas.microsoft.com/office/word/2020/wordml/sdtdatahash" xmlns:w16sdtfl="http://schemas.microsoft.com/office/word/2024/wordml/sdtformatlock" xmlns:w16se="http://schemas.microsoft.com/office/word/2015/wordml/symex" xmlns:wpg="http://schemas.microsoft.com/office/word/2010/wordprocessingGroup" xmlns:wpi="http://schemas.microsoft.com/office/word/2010/wordprocessingInk" xmlns:wne="http://schemas.microsoft.com/office/word/2006/wordml" xmlns:wps="http://schemas.microsoft.com/office/word/2010/wordprocessingShape" mc:Ignorable="w14 w15 w16se w16cid w16 w16cex w16sdtdh w16sdtfl w16du wp14">
   <w:body>
     <w:p>
       <w:pPr>
         <w:pStyle w:val="Ttulo10"/>
         <w:rPr>
-          <w:rFonts w:ascii="Times New Roman" w:hAnsi="Times New Roman"/>
+          <w:rFonts w:ascii="Abadi" w:hAnsi="Abadi"/>
           <w:sz w:val="24"/>
           <w:szCs w:val="24"/>
           <w:u w:val="single"/>
@@ -14,6 +14,7 @@
       </w:pPr>
       <w:r>
         <w:rPr>
+          <w:rFonts w:ascii="Abadi" w:hAnsi="Abadi"/>
           <w:noProof/>
           <w:sz w:val="24"/>
           <w:szCs w:val="24"/>
@@ -88,7 +89,7 @@
         <w:pStyle w:val="Ttulo10"/>
         <w:jc w:val="left"/>
         <w:rPr>
-          <w:rFonts w:ascii="Times New Roman" w:hAnsi="Times New Roman"/>
+          <w:rFonts w:ascii="Abadi" w:hAnsi="Abadi"/>
           <w:sz w:val="24"/>
           <w:szCs w:val="24"/>
           <w:u w:val="single"/>
@@ -100,9 +101,9 @@
         <w:pStyle w:val="Ttulo10"/>
         <w:jc w:val="left"/>
         <w:rPr>
-          <w:rFonts w:ascii="Times New Roman" w:hAnsi="Times New Roman"/>
-          <w:sz w:val="24"/>
-          <w:szCs w:val="24"/>
+          <w:rFonts w:ascii="Abadi" w:hAnsi="Abadi"/>
+          <w:sz w:val="32"/>
+          <w:szCs w:val="32"/>
           <w:u w:val="single"/>
         </w:rPr>
       </w:pPr>
@@ -111,19 +112,17 @@
       <w:pPr>
         <w:pStyle w:val="Ttulo10"/>
         <w:rPr>
-          <w:rFonts w:ascii="Times New Roman" w:hAnsi="Times New Roman"/>
-          <w:i/>
-          <w:sz w:val="36"/>
-          <w:szCs w:val="24"/>
+          <w:rFonts w:ascii="Abadi" w:hAnsi="Abadi"/>
+          <w:sz w:val="44"/>
+          <w:szCs w:val="32"/>
           <w:u w:val="none"/>
         </w:rPr>
       </w:pPr>
       <w:r>
         <w:rPr>
-          <w:rFonts w:ascii="Times New Roman" w:hAnsi="Times New Roman"/>
-          <w:i/>
-          <w:sz w:val="36"/>
-          <w:szCs w:val="24"/>
+          <w:rFonts w:ascii="Abadi" w:hAnsi="Abadi"/>
+          <w:sz w:val="44"/>
+          <w:szCs w:val="32"/>
           <w:u w:val="none"/>
         </w:rPr>
         <w:t xml:space="preserve">DECLARACION JURADA </w:t>
@@ -133,29 +132,26 @@
       <w:pPr>
         <w:pStyle w:val="Ttulo10"/>
         <w:rPr>
-          <w:rFonts w:ascii="Times New Roman" w:hAnsi="Times New Roman"/>
-          <w:i/>
-          <w:sz w:val="22"/>
-          <w:szCs w:val="24"/>
+          <w:rFonts w:ascii="Abadi" w:hAnsi="Abadi"/>
+          <w:sz w:val="28"/>
+          <w:szCs w:val="32"/>
           <w:u w:val="none"/>
         </w:rPr>
       </w:pPr>
       <w:r>
         <w:rPr>
-          <w:rFonts w:ascii="Times New Roman" w:hAnsi="Times New Roman"/>
-          <w:i/>
-          <w:sz w:val="22"/>
-          <w:szCs w:val="24"/>
+          <w:rFonts w:ascii="Abadi" w:hAnsi="Abadi"/>
+          <w:sz w:val="28"/>
+          <w:szCs w:val="32"/>
           <w:u w:val="none"/>
         </w:rPr>
         <w:t xml:space="preserve">DE </w:t>
       </w:r>
       <w:r>
         <w:rPr>
-          <w:rFonts w:ascii="Times New Roman" w:hAnsi="Times New Roman"/>
-          <w:i/>
-          <w:sz w:val="22"/>
-          <w:szCs w:val="24"/>
+          <w:rFonts w:ascii="Abadi" w:hAnsi="Abadi"/>
+          <w:sz w:val="28"/>
+          <w:szCs w:val="32"/>
           <w:u w:val="none"/>
         </w:rPr>
         <w:t xml:space="preserve">AREA COMUN EN CONDOMINIO </w:t>
@@ -165,6 +161,7 @@
       <w:pPr>
         <w:jc w:val="both"/>
         <w:rPr>
+          <w:rFonts w:ascii="Abadi" w:hAnsi="Abadi"/>
           <w:sz w:val="24"/>
           <w:szCs w:val="24"/>
           <w:lang w:val="es-ES_tradnl"/>
@@ -175,650 +172,217 @@
       <w:pPr>
         <w:jc w:val="both"/>
         <w:rPr>
-          <w:sz w:val="24"/>
-          <w:szCs w:val="24"/>
-          <w:lang w:val="es-ES_tradnl"/>
-        </w:rPr>
-      </w:pPr>
-      <w:r>
-        <w:rPr>
-          <w:sz w:val="24"/>
-          <w:szCs w:val="24"/>
-          <w:lang w:val="es-ES_tradnl"/>
-        </w:rPr>
-        <w:t xml:space="preserve">En la ciudad de Santo Domingo, Distrito Nacional, Capital de la República Dominicana, a los </w:t>
-      </w:r>
-      <w:r>
-        <w:rPr>
-          <w:sz w:val="24"/>
-          <w:szCs w:val="24"/>
-          <w:lang w:val="es-ES_tradnl"/>
-        </w:rPr>
-        <w:t>cinco</w:t>
-      </w:r>
-      <w:r>
-        <w:rPr>
-          <w:sz w:val="24"/>
-          <w:szCs w:val="24"/>
-          <w:lang w:val="es-ES_tradnl"/>
-        </w:rPr>
-        <w:t xml:space="preserve"> </w:t>
-      </w:r>
-      <w:r>
-        <w:rPr>
-          <w:sz w:val="24"/>
-          <w:szCs w:val="24"/>
-          <w:lang w:val="es-ES_tradnl"/>
-        </w:rPr>
-        <w:t>(</w:t>
-      </w:r>
-      <w:r>
-        <w:rPr>
-          <w:sz w:val="24"/>
-          <w:szCs w:val="24"/>
-          <w:lang w:val="es-ES_tradnl"/>
-        </w:rPr>
-        <w:t>05</w:t>
-      </w:r>
-      <w:r>
-        <w:rPr>
-          <w:sz w:val="24"/>
-          <w:szCs w:val="24"/>
-          <w:lang w:val="es-ES_tradnl"/>
-        </w:rPr>
-        <w:t xml:space="preserve">) días del mes de </w:t>
-      </w:r>
-      <w:r>
-        <w:rPr>
-          <w:sz w:val="24"/>
-          <w:szCs w:val="24"/>
-          <w:lang w:val="es-ES_tradnl"/>
-        </w:rPr>
-        <w:t>octubre</w:t>
-      </w:r>
-      <w:r>
-        <w:rPr>
-          <w:sz w:val="24"/>
-          <w:szCs w:val="24"/>
-          <w:lang w:val="es-ES_tradnl"/>
-        </w:rPr>
-        <w:t xml:space="preserve"> </w:t>
-      </w:r>
-      <w:r>
-        <w:rPr>
-          <w:sz w:val="24"/>
-          <w:szCs w:val="24"/>
-          <w:lang w:val="es-ES_tradnl"/>
-        </w:rPr>
-        <w:t xml:space="preserve">del año Dos Mil </w:t>
-      </w:r>
-      <w:r>
-        <w:rPr>
-          <w:sz w:val="24"/>
-          <w:szCs w:val="24"/>
-          <w:lang w:val="es-ES_tradnl"/>
-        </w:rPr>
-        <w:t xml:space="preserve">Veintitrés </w:t>
-      </w:r>
-      <w:r>
-        <w:rPr>
-          <w:sz w:val="24"/>
-          <w:szCs w:val="24"/>
-          <w:lang w:val="es-ES_tradnl"/>
-        </w:rPr>
-        <w:t>(</w:t>
-      </w:r>
-      <w:r>
-        <w:rPr>
-          <w:sz w:val="24"/>
-          <w:szCs w:val="24"/>
-          <w:lang w:val="es-ES_tradnl"/>
-        </w:rPr>
-        <w:t>2023</w:t>
-      </w:r>
-      <w:r>
-        <w:rPr>
-          <w:sz w:val="24"/>
-          <w:szCs w:val="24"/>
-          <w:lang w:val="es-ES_tradnl"/>
-        </w:rPr>
-        <w:t xml:space="preserve">). </w:t>
-      </w:r>
-      <w:r>
-        <w:rPr>
-          <w:bCs/>
-          <w:sz w:val="24"/>
-          <w:szCs w:val="24"/>
-          <w:lang w:val="es-ES_tradnl"/>
-        </w:rPr>
-        <w:t>P</w:t>
-      </w:r>
-      <w:r>
-        <w:rPr>
-          <w:bCs/>
-          <w:sz w:val="24"/>
-          <w:szCs w:val="24"/>
-          <w:lang w:val="es-ES_tradnl"/>
-        </w:rPr>
-        <w:t xml:space="preserve">or ante </w:t>
-      </w:r>
-      <w:r>
-        <w:rPr>
-          <w:bCs/>
-          <w:sz w:val="24"/>
-          <w:szCs w:val="24"/>
-          <w:lang w:val="es-ES_tradnl"/>
-        </w:rPr>
-        <w:t>mí</w:t>
-      </w:r>
-      <w:r>
-        <w:rPr>
-          <w:bCs/>
-          <w:sz w:val="24"/>
-          <w:szCs w:val="24"/>
-          <w:lang w:val="es-ES_tradnl"/>
-        </w:rPr>
-        <w:t xml:space="preserve">, </w:t>
-      </w:r>
-      <w:r>
-        <w:rPr>
-          <w:bCs/>
-          <w:sz w:val="24"/>
-          <w:szCs w:val="24"/>
-          <w:lang w:val="es-ES_tradnl"/>
-        </w:rPr>
-        <w:t>la</w:t>
-      </w:r>
-      <w:r>
-        <w:rPr>
-          <w:b/>
-          <w:sz w:val="24"/>
-          <w:szCs w:val="24"/>
-          <w:lang w:val="es-DO"/>
-        </w:rPr>
-        <w:t xml:space="preserve"> </w:t>
-      </w:r>
-      <w:r>
-        <w:rPr>
-          <w:b/>
-          <w:sz w:val="24"/>
-          <w:szCs w:val="24"/>
-          <w:lang w:val="es-DO"/>
-        </w:rPr>
-        <w:t>DR. MODESTO MEDRANO MONCION</w:t>
-      </w:r>
-      <w:r>
-        <w:rPr>
-          <w:b/>
-          <w:sz w:val="24"/>
-          <w:szCs w:val="24"/>
-          <w:lang w:val="es-DO"/>
-        </w:rPr>
-        <w:t xml:space="preserve">, </w:t>
-      </w:r>
-      <w:r>
-        <w:rPr>
-          <w:sz w:val="24"/>
-          <w:szCs w:val="24"/>
-          <w:lang w:val="es-DO"/>
-        </w:rPr>
-        <w:t>nacionalidad dominicana</w:t>
-      </w:r>
-      <w:r>
-        <w:rPr>
-          <w:sz w:val="24"/>
-          <w:szCs w:val="24"/>
-          <w:lang w:val="es-DO"/>
-        </w:rPr>
-        <w:t xml:space="preserve">, mayor de edad, </w:t>
-      </w:r>
-      <w:r>
-        <w:rPr>
-          <w:sz w:val="24"/>
-          <w:szCs w:val="24"/>
-          <w:lang w:val="es-DO"/>
-        </w:rPr>
-        <w:t>Abogado Notario Público de los del Número para el Distrito Nacional, Matricula No.</w:t>
-      </w:r>
-      <w:r>
-        <w:rPr>
-          <w:b/>
-          <w:sz w:val="24"/>
-          <w:szCs w:val="24"/>
-          <w:lang w:val="es-DO"/>
-        </w:rPr>
-        <w:t xml:space="preserve"> </w:t>
-      </w:r>
-      <w:r>
-        <w:rPr>
-          <w:b/>
-          <w:sz w:val="24"/>
-          <w:szCs w:val="24"/>
-          <w:lang w:val="es-DO"/>
-        </w:rPr>
-        <w:t>1368</w:t>
-      </w:r>
-      <w:r>
-        <w:rPr>
-          <w:b/>
-          <w:sz w:val="24"/>
-          <w:szCs w:val="24"/>
-          <w:lang w:val="es-DO"/>
-        </w:rPr>
-        <w:t xml:space="preserve">, </w:t>
-      </w:r>
-      <w:r>
-        <w:rPr>
-          <w:sz w:val="24"/>
-          <w:szCs w:val="24"/>
-          <w:lang w:val="es-DO"/>
-        </w:rPr>
-        <w:t>con mi estudio Jurídico abierto en la C/ Carlos de Lora, No. 27, 1ro. Piso, Los Restauradores, Santo Domingo, Distrito Nacional,</w:t>
-      </w:r>
-      <w:r>
-        <w:rPr>
-          <w:sz w:val="24"/>
-          <w:szCs w:val="24"/>
-        </w:rPr>
-        <w:t xml:space="preserve"> encontrándose en esta misma dirección, asistido de los testigos que al final serán nombrados, </w:t>
-      </w:r>
-      <w:r>
-        <w:rPr>
-          <w:b/>
-          <w:bCs/>
-          <w:sz w:val="24"/>
-          <w:szCs w:val="24"/>
-          <w:lang w:val="es-ES_tradnl"/>
-        </w:rPr>
-        <w:t>COMPARECIÓ LIBRE Y VOLUNTARIAMENTE</w:t>
-      </w:r>
-      <w:r>
-        <w:rPr>
-          <w:sz w:val="24"/>
-          <w:szCs w:val="24"/>
-          <w:lang w:val="es-ES_tradnl"/>
-        </w:rPr>
-        <w:t xml:space="preserve">; </w:t>
-      </w:r>
-      <w:r>
-        <w:rPr>
-          <w:sz w:val="24"/>
-          <w:szCs w:val="24"/>
-          <w:lang w:val="es-ES_tradnl"/>
-        </w:rPr>
-        <w:t xml:space="preserve">el señor </w:t>
-      </w:r>
-      <w:r>
-        <w:rPr>
-          <w:b/>
-          <w:sz w:val="24"/>
-          <w:szCs w:val="24"/>
-          <w:lang w:val="es-ES_tradnl"/>
-        </w:rPr>
-        <w:t>FERNANDO PEGUERO</w:t>
-      </w:r>
-      <w:r>
-        <w:rPr>
-          <w:sz w:val="24"/>
-          <w:szCs w:val="24"/>
-          <w:lang w:val="es-ES_tradnl"/>
-        </w:rPr>
-        <w:t xml:space="preserve">, de nacionalidad dominicano, mayor de edad, titular de la cedula de identidad y electoral No. </w:t>
-      </w:r>
-      <w:r>
-        <w:rPr>
-          <w:b/>
-          <w:sz w:val="24"/>
-          <w:szCs w:val="24"/>
-          <w:lang w:val="es-ES_tradnl"/>
-        </w:rPr>
-        <w:t>001-0019254-1</w:t>
-      </w:r>
-      <w:r>
-        <w:rPr>
-          <w:sz w:val="24"/>
-          <w:szCs w:val="24"/>
-          <w:lang w:val="es-ES_tradnl"/>
-        </w:rPr>
-        <w:t>, con domicilio y residencia en la calle Félix García No. 8, Municipio Santo Domingo Este, Prov. Santo Domingo y de transito por el domicilio social del abogado notario público en esta ciudad de Santo Domingo, Distrito Nacional, capital de la Republica Dominicana</w:t>
-      </w:r>
-      <w:r>
-        <w:rPr>
-          <w:sz w:val="24"/>
-          <w:szCs w:val="24"/>
-          <w:lang w:val="es-DO"/>
-        </w:rPr>
-        <w:t xml:space="preserve">, para los fines del presente documento, </w:t>
-      </w:r>
-      <w:r>
-        <w:rPr>
-          <w:sz w:val="24"/>
-          <w:szCs w:val="24"/>
-          <w:lang w:val="es-ES_tradnl"/>
-        </w:rPr>
-        <w:t xml:space="preserve">quien me declaró bajo la </w:t>
-      </w:r>
-      <w:r>
-        <w:rPr>
-          <w:b/>
-          <w:bCs/>
-          <w:sz w:val="24"/>
-          <w:szCs w:val="24"/>
-          <w:lang w:val="es-ES_tradnl"/>
-        </w:rPr>
-        <w:t>FE DEL JURAMENTO</w:t>
-      </w:r>
-      <w:r>
-        <w:rPr>
-          <w:sz w:val="24"/>
-          <w:szCs w:val="24"/>
-          <w:lang w:val="es-ES_tradnl"/>
-        </w:rPr>
-        <w:t xml:space="preserve"> lo siguiente: </w:t>
-      </w:r>
-      <w:r>
-        <w:rPr>
-          <w:b/>
-          <w:sz w:val="24"/>
-          <w:szCs w:val="24"/>
-          <w:u w:val="single"/>
+          <w:rFonts w:ascii="Abadi" w:hAnsi="Abadi"/>
+          <w:sz w:val="24"/>
+          <w:szCs w:val="24"/>
+          <w:lang w:val="es-ES_tradnl"/>
+        </w:rPr>
+      </w:pPr>
+    </w:p>
+    <w:p>
+      <w:pPr>
+        <w:jc w:val="both"/>
+        <w:rPr>
+          <w:rFonts w:ascii="Abadi" w:hAnsi="Abadi"/>
+          <w:b/>
+          <w:bCs/>
+          <w:sz w:val="24"/>
+          <w:szCs w:val="24"/>
+          <w:lang w:val="es-ES_tradnl"/>
+        </w:rPr>
+      </w:pPr>
+      <w:r>
+        <w:rPr>
+          <w:rFonts w:ascii="Abadi" w:hAnsi="Abadi"/>
+          <w:b/>
+          <w:bCs/>
+          <w:sz w:val="24"/>
+          <w:szCs w:val="24"/>
+          <w:lang w:val="es-ES_tradnl"/>
+        </w:rPr>
+        <w:t>ACTO NÚMERO: ________________.</w:t>
+      </w:r>
+    </w:p>
+    <w:p>
+      <w:pPr>
+        <w:jc w:val="both"/>
+        <w:rPr>
+          <w:rFonts w:ascii="Abadi" w:hAnsi="Abadi"/>
+          <w:sz w:val="24"/>
+          <w:szCs w:val="24"/>
+          <w:lang w:val="es-ES_tradnl"/>
+        </w:rPr>
+      </w:pPr>
+    </w:p>
+    <w:p>
+      <w:pPr>
+        <w:jc w:val="both"/>
+        <w:rPr>
+          <w:rFonts w:ascii="Abadi" w:hAnsi="Abadi"/>
+          <w:sz w:val="24"/>
+          <w:szCs w:val="24"/>
+          <w:lang w:val="es-ES_tradnl"/>
+        </w:rPr>
+      </w:pPr>
+      <w:r>
+        <w:rPr>
+          <w:rFonts w:ascii="Abadi" w:hAnsi="Abadi"/>
+          <w:sz w:val="24"/>
+          <w:szCs w:val="24"/>
+          <w:lang w:val="es-ES_tradnl"/>
+        </w:rPr>
+        <w:t xml:space="preserve">En la ciudad de {{CIUDAD_FIRMA}}, República Dominicana, a los {{DIA_TEXTO}} ({{DIA_NUMERO}}) días del mes de {{MES_TEXTO}} del año {{AÑO_TEXTO}} ({{AÑO_NUMERO}}). Por ante mí, {{TRATAMIENTO_NOTARIO}} {{NOMBRE_NOTARIO}}, de nacionalidad dominicana, mayor de edad, Abogado Notario Público de los del Número para el {{MUNICIPIO_NOTARIO}}, Matrícula No. {{MATRICULA_NOTARIO}}, con estudio jurídico abierto en {{DIRECCION O DOMICILIO_NOTARIO}}, encontrándose en esta misma dirección, asistido de los testigos que al final serán nombrados, </w:t>
+      </w:r>
+      <w:r>
+        <w:rPr>
+          <w:rFonts w:ascii="Abadi" w:hAnsi="Abadi"/>
+          <w:b/>
+          <w:bCs/>
+          <w:sz w:val="24"/>
+          <w:szCs w:val="24"/>
+          <w:lang w:val="es-ES_tradnl"/>
+        </w:rPr>
+        <w:t>COMPARECIÓ LIBRE Y VOLUNTARIAMENTE:</w:t>
+      </w:r>
+      <w:r>
+        <w:rPr>
+          <w:rFonts w:ascii="Abadi" w:hAnsi="Abadi"/>
+          <w:sz w:val="24"/>
+          <w:szCs w:val="24"/>
+          <w:lang w:val="es-ES_tradnl"/>
+        </w:rPr>
+        <w:t xml:space="preserve"> {{TRATAMIENTO_PROPIETARIO}} </w:t>
+      </w:r>
+      <w:r>
+        <w:rPr>
+          <w:rFonts w:ascii="Abadi" w:hAnsi="Abadi"/>
+          <w:b/>
+          <w:bCs/>
+          <w:sz w:val="24"/>
+          <w:szCs w:val="24"/>
+          <w:lang w:val="es-ES_tradnl"/>
+        </w:rPr>
+        <w:t>{{NOMBRE_PROPIETARIO}},</w:t>
+      </w:r>
+      <w:r>
+        <w:rPr>
+          <w:rFonts w:ascii="Abadi" w:hAnsi="Abadi"/>
+          <w:sz w:val="24"/>
+          <w:szCs w:val="24"/>
+          <w:lang w:val="es-ES_tradnl"/>
+        </w:rPr>
+        <w:t xml:space="preserve"> de nacionalidad {{NACIONALIDAD_PROPIETARIO}}, mayor de edad, estado civil {{ESTADO CIVIL_PROPIETARIO}}, titular de la cédula de identidad y electoral No. {{DOCUMENTO IDENTIDAD_PROPIETARIO}}, con domicilio y residencia en {{DIRECCION O DOMICILIO_PROPIETARIO}}, para los fines del presente documento, quien me declaró bajo la FE DEL JURAMENTO lo siguiente:</w:t>
+      </w:r>
+    </w:p>
+    <w:p>
+      <w:pPr>
+        <w:jc w:val="both"/>
+        <w:rPr>
+          <w:rFonts w:ascii="Abadi" w:hAnsi="Abadi"/>
+          <w:sz w:val="24"/>
+          <w:szCs w:val="24"/>
+          <w:lang w:val="es-ES_tradnl"/>
+        </w:rPr>
+      </w:pPr>
+    </w:p>
+    <w:p>
+      <w:pPr>
+        <w:jc w:val="both"/>
+        <w:rPr>
+          <w:rFonts w:ascii="Abadi" w:hAnsi="Abadi"/>
+          <w:sz w:val="24"/>
+          <w:szCs w:val="24"/>
+          <w:lang w:val="es-ES_tradnl"/>
+        </w:rPr>
+      </w:pPr>
+      <w:r>
+        <w:rPr>
+          <w:rFonts w:ascii="Abadi" w:hAnsi="Abadi"/>
+          <w:b/>
+          <w:bCs/>
+          <w:sz w:val="24"/>
+          <w:szCs w:val="24"/>
           <w:lang w:val="es-ES_tradnl"/>
         </w:rPr>
         <w:t>PRIMERO</w:t>
       </w:r>
       <w:r>
         <w:rPr>
-          <w:b/>
-          <w:sz w:val="24"/>
-          <w:szCs w:val="24"/>
-          <w:lang w:val="es-ES_tradnl"/>
-        </w:rPr>
-        <w:t>:</w:t>
-      </w:r>
-      <w:r>
-        <w:rPr>
-          <w:sz w:val="24"/>
-          <w:szCs w:val="24"/>
-          <w:lang w:val="es-ES_tradnl"/>
-        </w:rPr>
-        <w:t xml:space="preserve"> </w:t>
-      </w:r>
-      <w:r>
-        <w:rPr>
-          <w:sz w:val="24"/>
-          <w:szCs w:val="24"/>
-          <w:lang w:val="es-ES_tradnl"/>
-        </w:rPr>
-        <w:t xml:space="preserve">Que es el legítimo propietario del </w:t>
-      </w:r>
-      <w:r>
-        <w:rPr>
-          <w:b/>
-          <w:sz w:val="24"/>
-          <w:szCs w:val="24"/>
-          <w:lang w:val="es-ES_tradnl"/>
-        </w:rPr>
-        <w:t>CONDOMINIO MARIFEL</w:t>
-      </w:r>
-      <w:r>
-        <w:rPr>
-          <w:sz w:val="24"/>
-          <w:szCs w:val="24"/>
-          <w:lang w:val="es-ES_tradnl"/>
-        </w:rPr>
-        <w:t xml:space="preserve">, ubicado en la calle Ramón Marrero, #13, Urbanización Los Maestros, Municipio Santo Domingo Este, prov. Santo Domingo, República Dominicana; </w:t>
-      </w:r>
-      <w:r>
-        <w:rPr>
-          <w:b/>
-          <w:sz w:val="24"/>
-          <w:szCs w:val="24"/>
-          <w:u w:val="single"/>
+          <w:rFonts w:ascii="Abadi" w:hAnsi="Abadi"/>
+          <w:sz w:val="24"/>
+          <w:szCs w:val="24"/>
+          <w:lang w:val="es-ES_tradnl"/>
+        </w:rPr>
+        <w:t>: Que es legítimo(a) propietario(a) en el {{NOMBRE_CONDOMINIO}}, ubicado en {{DIRECCION_CONDOMINIO}}.</w:t>
+      </w:r>
+    </w:p>
+    <w:p>
+      <w:pPr>
+        <w:jc w:val="both"/>
+        <w:rPr>
+          <w:rFonts w:ascii="Abadi" w:hAnsi="Abadi"/>
+          <w:sz w:val="24"/>
+          <w:szCs w:val="24"/>
+          <w:lang w:val="es-ES_tradnl"/>
+        </w:rPr>
+      </w:pPr>
+    </w:p>
+    <w:p>
+      <w:pPr>
+        <w:jc w:val="both"/>
+        <w:rPr>
+          <w:rFonts w:ascii="Abadi" w:hAnsi="Abadi"/>
+          <w:sz w:val="24"/>
+          <w:szCs w:val="24"/>
+          <w:lang w:val="es-ES_tradnl"/>
+        </w:rPr>
+      </w:pPr>
+      <w:r>
+        <w:rPr>
+          <w:rFonts w:ascii="Abadi" w:hAnsi="Abadi"/>
+          <w:b/>
+          <w:bCs/>
+          <w:sz w:val="24"/>
+          <w:szCs w:val="24"/>
           <w:lang w:val="es-ES_tradnl"/>
         </w:rPr>
         <w:t>SEGUNDO</w:t>
       </w:r>
       <w:r>
         <w:rPr>
-          <w:sz w:val="24"/>
-          <w:szCs w:val="24"/>
-          <w:lang w:val="es-ES_tradnl"/>
-        </w:rPr>
-        <w:t xml:space="preserve">: Que el propietario, señor </w:t>
-      </w:r>
-      <w:r>
-        <w:rPr>
-          <w:b/>
-          <w:sz w:val="24"/>
-          <w:szCs w:val="24"/>
-          <w:lang w:val="es-ES_tradnl"/>
-        </w:rPr>
-        <w:t>FERNANDO PEGUERO</w:t>
-      </w:r>
-      <w:r>
-        <w:rPr>
-          <w:b/>
-          <w:sz w:val="24"/>
-          <w:szCs w:val="24"/>
-          <w:lang w:val="es-ES_tradnl"/>
-        </w:rPr>
-        <w:t xml:space="preserve">, </w:t>
-      </w:r>
-      <w:r>
-        <w:rPr>
-          <w:sz w:val="24"/>
-          <w:szCs w:val="24"/>
-          <w:lang w:val="es-ES_tradnl"/>
-        </w:rPr>
-        <w:t xml:space="preserve">autoriza al señor </w:t>
-      </w:r>
-      <w:r>
-        <w:rPr>
-          <w:b/>
-          <w:sz w:val="24"/>
-          <w:szCs w:val="24"/>
-          <w:lang w:val="es-ES_tradnl"/>
-        </w:rPr>
-        <w:t>ADDERLY AMALIER PEGUERO ORTEGA</w:t>
-      </w:r>
-      <w:r>
-        <w:rPr>
-          <w:sz w:val="24"/>
-          <w:szCs w:val="24"/>
-          <w:lang w:val="es-ES_tradnl"/>
-        </w:rPr>
-        <w:t xml:space="preserve">, de nacionalidad dominicano, mayor de edad, titular de la cedula de identidad y electoral No. </w:t>
-      </w:r>
-      <w:r>
-        <w:rPr>
-          <w:b/>
-          <w:sz w:val="24"/>
-          <w:szCs w:val="24"/>
-          <w:lang w:val="es-ES_tradnl"/>
-        </w:rPr>
-        <w:t>402-2519041-8</w:t>
-      </w:r>
-      <w:r>
-        <w:rPr>
-          <w:sz w:val="24"/>
-          <w:szCs w:val="24"/>
-          <w:lang w:val="es-ES_tradnl"/>
-        </w:rPr>
-        <w:t xml:space="preserve">, con domicilio y residencia en esta ciudad de Santo Domingo, Distrito Nacional, capital de la Republica Dominicana; a administrar temporalmente el </w:t>
-      </w:r>
-      <w:r>
-        <w:rPr>
-          <w:b/>
-          <w:sz w:val="24"/>
-          <w:szCs w:val="24"/>
-          <w:lang w:val="es-ES_tradnl"/>
-        </w:rPr>
-        <w:t>AREA COMUN</w:t>
-      </w:r>
-      <w:r>
-        <w:rPr>
-          <w:sz w:val="24"/>
-          <w:szCs w:val="24"/>
-          <w:lang w:val="es-ES_tradnl"/>
-        </w:rPr>
-        <w:t xml:space="preserve">, del condominio </w:t>
-      </w:r>
-      <w:r>
-        <w:rPr>
-          <w:b/>
-          <w:sz w:val="24"/>
-          <w:szCs w:val="24"/>
-          <w:lang w:val="es-ES_tradnl"/>
-        </w:rPr>
-        <w:t>MARIFEL</w:t>
-      </w:r>
-      <w:r>
-        <w:rPr>
-          <w:sz w:val="24"/>
-          <w:szCs w:val="24"/>
-          <w:lang w:val="es-ES_tradnl"/>
-        </w:rPr>
-        <w:t xml:space="preserve">, ubicado en la calle Ramón Marrero, #13, Urbanización Los Maestros, Municipio Santo Domingo Este, prov. Santo Domingo, República Dominicana, el cual dicha área sido vista, examinada y encontrada a su entera satisfacción, lo usara única y exclusivamente para iluminar los inmuebles y escaleras, subir agua, entre otras actividades prudentes que comprende un área común, no pudiendo dedicarlo a otro uso, ni cederlo, ni sub-alquilarlo, ni en todo, ni en parte, sin el consentimiento por escrito de </w:t>
-      </w:r>
-      <w:r>
-        <w:rPr>
-          <w:b/>
-          <w:sz w:val="24"/>
-          <w:szCs w:val="24"/>
-          <w:lang w:val="es-ES_tradnl"/>
-        </w:rPr>
-        <w:t>EL PROPIETARIO</w:t>
-      </w:r>
-      <w:r>
-        <w:rPr>
-          <w:sz w:val="24"/>
-          <w:szCs w:val="24"/>
-          <w:lang w:val="es-ES_tradnl"/>
-        </w:rPr>
-        <w:t xml:space="preserve">. </w:t>
-      </w:r>
-      <w:r>
-        <w:rPr>
-          <w:b/>
-          <w:sz w:val="24"/>
-          <w:szCs w:val="24"/>
-          <w:u w:val="single"/>
-          <w:lang w:val="es-ES_tradnl"/>
-        </w:rPr>
-        <w:t>TERCERO:</w:t>
-      </w:r>
-      <w:r>
-        <w:rPr>
-          <w:sz w:val="24"/>
-          <w:szCs w:val="24"/>
-          <w:lang w:val="es-ES_tradnl"/>
-        </w:rPr>
-        <w:t xml:space="preserve"> </w:t>
-      </w:r>
-      <w:r>
-        <w:rPr>
-          <w:sz w:val="24"/>
-          <w:szCs w:val="24"/>
-          <w:lang w:val="es-ES_tradnl"/>
-        </w:rPr>
-        <w:t xml:space="preserve">El presente documento ha sido redactado y elaborado en presencia de los señores; </w:t>
-      </w:r>
-      <w:r>
-        <w:rPr>
-          <w:b/>
-          <w:sz w:val="24"/>
-          <w:szCs w:val="24"/>
-          <w:lang w:val="es-ES_tradnl"/>
-        </w:rPr>
-        <w:t>LEANDRO ANTONIO SOLIS GERONIMO</w:t>
-      </w:r>
-      <w:r>
-        <w:rPr>
-          <w:sz w:val="24"/>
-          <w:szCs w:val="24"/>
-          <w:lang w:val="es-ES_tradnl"/>
-        </w:rPr>
-        <w:t xml:space="preserve">, de nacionalidad dominicano, mayor de edad, soltero, titular de la cédula de identidad y electoral No. 402-2528483-1, con domicilio y residencia esta ciudad de Santo Domingo, Distrito Nacional, capital de la Republica Dominicana, y el señor </w:t>
-      </w:r>
-      <w:r>
-        <w:rPr>
-          <w:b/>
-          <w:sz w:val="24"/>
-          <w:szCs w:val="24"/>
-          <w:lang w:val="es-ES_tradnl"/>
-        </w:rPr>
-        <w:t>AMAURY MENDEZ</w:t>
-      </w:r>
-      <w:r>
-        <w:rPr>
-          <w:sz w:val="24"/>
-          <w:szCs w:val="24"/>
-          <w:lang w:val="es-ES_tradnl"/>
-        </w:rPr>
-        <w:t xml:space="preserve">, de nacionalidad dominicano, mayor de edad, soltero, titular de la cedula de identidad y electoral No. </w:t>
-      </w:r>
-      <w:r>
-        <w:rPr>
-          <w:sz w:val="24"/>
-          <w:szCs w:val="24"/>
-        </w:rPr>
-        <w:t>001-1843316-8</w:t>
-      </w:r>
-      <w:r>
-        <w:rPr>
-          <w:sz w:val="24"/>
-          <w:szCs w:val="24"/>
-          <w:lang w:val="es-ES_tradnl"/>
-        </w:rPr>
-        <w:t xml:space="preserve">, con domicilio y residencia en esta ciudad de Santo Domingo, Distrito Nacional, Capital de la Republica Dominicana, </w:t>
-      </w:r>
-      <w:r>
-        <w:rPr>
-          <w:b/>
-          <w:sz w:val="24"/>
-          <w:szCs w:val="24"/>
-          <w:lang w:val="es-ES_tradnl"/>
-        </w:rPr>
-        <w:t>TESTIGOS INSTRUMENTALES</w:t>
-      </w:r>
-      <w:r>
-        <w:rPr>
-          <w:sz w:val="24"/>
-          <w:szCs w:val="24"/>
-          <w:lang w:val="es-ES_tradnl"/>
-        </w:rPr>
-        <w:t xml:space="preserve"> requerido al efecto, libre de tachas y excepciones como lo manda y exige la ley</w:t>
-      </w:r>
-      <w:r>
-        <w:rPr>
-          <w:sz w:val="24"/>
-          <w:szCs w:val="24"/>
-          <w:lang w:val="es-ES_tradnl"/>
-        </w:rPr>
-        <w:t xml:space="preserve">. </w:t>
-      </w:r>
-      <w:r>
-        <w:rPr>
-          <w:sz w:val="24"/>
-          <w:szCs w:val="24"/>
-          <w:lang w:val="es-ES_tradnl"/>
-        </w:rPr>
-        <w:t xml:space="preserve">Y no habiendo más nada que declarar por parte del compareciente, he procedido a levantar el presente acto, en su presencia, así como también en la del testigo, el cual he leído íntegramente a los mismos, encontrándolo conforme, en fe de lo cual lo firman al pie de la última foja, junto conmigo y ante mí, Notario infrascrito, que </w:t>
-      </w:r>
-      <w:r>
-        <w:rPr>
-          <w:b/>
-          <w:sz w:val="24"/>
-          <w:szCs w:val="24"/>
-          <w:lang w:val="es-ES_tradnl"/>
-        </w:rPr>
-        <w:t>CERTIFICO Y DOY FE.</w:t>
+          <w:rFonts w:ascii="Abadi" w:hAnsi="Abadi"/>
+          <w:sz w:val="24"/>
+          <w:szCs w:val="24"/>
+          <w:lang w:val="es-ES_tradnl"/>
+        </w:rPr>
+        <w:t xml:space="preserve">: Que el(la) propietario(a), mediante la presente declaración, establece su compromiso formal respecto al uso del área común descrita como {{DESCRIPCION_AREA_COMUN}}. Declara que la usará única y exclusivamente para los fines propios del condominio, no pudiendo dedicarlo a otro uso que altere la paz, ni cederlo, ni </w:t>
+      </w:r>
+      <w:proofErr w:type="spellStart"/>
+      <w:r>
+        <w:rPr>
+          <w:rFonts w:ascii="Abadi" w:hAnsi="Abadi"/>
+          <w:sz w:val="24"/>
+          <w:szCs w:val="24"/>
+          <w:lang w:val="es-ES_tradnl"/>
+        </w:rPr>
+        <w:t>sub-alquilarlo</w:t>
+      </w:r>
+      <w:proofErr w:type="spellEnd"/>
+      <w:r>
+        <w:rPr>
+          <w:rFonts w:ascii="Abadi" w:hAnsi="Abadi"/>
+          <w:sz w:val="24"/>
+          <w:szCs w:val="24"/>
+          <w:lang w:val="es-ES_tradnl"/>
+        </w:rPr>
+        <w:t>, sin el consentimiento por escrito de la asamblea de condómines.</w:t>
       </w:r>
     </w:p>
     <w:p>
       <w:pPr>
         <w:jc w:val="both"/>
         <w:rPr>
+          <w:rFonts w:ascii="Abadi" w:hAnsi="Abadi"/>
           <w:sz w:val="24"/>
           <w:szCs w:val="24"/>
           <w:lang w:val="es-ES_tradnl"/>
@@ -829,190 +393,272 @@
       <w:pPr>
         <w:jc w:val="both"/>
         <w:rPr>
-          <w:sz w:val="24"/>
-          <w:szCs w:val="24"/>
-          <w:lang w:val="es-ES_tradnl"/>
-        </w:rPr>
-      </w:pPr>
+          <w:rFonts w:ascii="Abadi" w:hAnsi="Abadi"/>
+          <w:sz w:val="24"/>
+          <w:szCs w:val="24"/>
+          <w:lang w:val="es-ES_tradnl"/>
+        </w:rPr>
+      </w:pPr>
+      <w:r>
+        <w:rPr>
+          <w:rFonts w:ascii="Abadi" w:hAnsi="Abadi"/>
+          <w:b/>
+          <w:bCs/>
+          <w:sz w:val="24"/>
+          <w:szCs w:val="24"/>
+          <w:lang w:val="es-ES_tradnl"/>
+        </w:rPr>
+        <w:t>TERCERO</w:t>
+      </w:r>
+      <w:r>
+        <w:rPr>
+          <w:rFonts w:ascii="Abadi" w:hAnsi="Abadi"/>
+          <w:sz w:val="24"/>
+          <w:szCs w:val="24"/>
+          <w:lang w:val="es-ES_tradnl"/>
+        </w:rPr>
+        <w:t xml:space="preserve">: El presente documento ha sido redactado y elaborado en presencia de los señores: {{TRATAMIENTO_TESTIGO 1}} </w:t>
+      </w:r>
+      <w:r>
+        <w:rPr>
+          <w:rFonts w:ascii="Abadi" w:hAnsi="Abadi"/>
+          <w:b/>
+          <w:bCs/>
+          <w:sz w:val="24"/>
+          <w:szCs w:val="24"/>
+          <w:lang w:val="es-ES_tradnl"/>
+        </w:rPr>
+        <w:t>{{NOMBRE_TESTIGO 1}},</w:t>
+      </w:r>
+      <w:r>
+        <w:rPr>
+          <w:rFonts w:ascii="Abadi" w:hAnsi="Abadi"/>
+          <w:sz w:val="24"/>
+          <w:szCs w:val="24"/>
+          <w:lang w:val="es-ES_tradnl"/>
+        </w:rPr>
+        <w:t xml:space="preserve"> de nacionalidad {{NACIONALIDAD_TESTIGO 1}}, mayor de edad, estado civil {{ESTADO CIVIL_TESTIGO 1}}, titular de la cédula de identidad y electoral No. {{DOCUMENTO IDENTIDAD_TESTIGO 1}}, con domicilio y residencia en {{DIRECCION O DOMICILIO_TESTIGO 1}}, y {{TRATAMIENTO_TESTIGO 2}} </w:t>
+      </w:r>
+      <w:r>
+        <w:rPr>
+          <w:rFonts w:ascii="Abadi" w:hAnsi="Abadi"/>
+          <w:b/>
+          <w:bCs/>
+          <w:sz w:val="24"/>
+          <w:szCs w:val="24"/>
+          <w:lang w:val="es-ES_tradnl"/>
+        </w:rPr>
+        <w:t>{{NOMBRE_TESTIGO 2}},</w:t>
+      </w:r>
+      <w:r>
+        <w:rPr>
+          <w:rFonts w:ascii="Abadi" w:hAnsi="Abadi"/>
+          <w:sz w:val="24"/>
+          <w:szCs w:val="24"/>
+          <w:lang w:val="es-ES_tradnl"/>
+        </w:rPr>
+        <w:t xml:space="preserve"> de nacionalidad {{NACIONALIDAD_TESTIGO 2}}, mayor de edad, estado civil {{ESTADO CIVIL_TESTIGO 2}}, titular de la cédula de identidad y electoral No. {{DOCUMENTO IDENTIDAD_TESTIGO 2}}, con domicilio y residencia en {{DIRECCION O DOMICILIO_TESTIGO 2}}, TESTIGOS INSTRUMENTALES requeridos al efecto, libres de tachas y excepciones como lo manda y exige la ley.</w:t>
+      </w:r>
     </w:p>
     <w:p>
       <w:pPr>
         <w:jc w:val="both"/>
         <w:rPr>
-          <w:sz w:val="24"/>
-          <w:szCs w:val="24"/>
-          <w:lang w:val="es-ES_tradnl"/>
-        </w:rPr>
-      </w:pPr>
+          <w:rFonts w:ascii="Abadi" w:hAnsi="Abadi"/>
+          <w:sz w:val="24"/>
+          <w:szCs w:val="24"/>
+          <w:lang w:val="es-ES_tradnl"/>
+        </w:rPr>
+      </w:pPr>
+    </w:p>
+    <w:p>
+      <w:pPr>
+        <w:jc w:val="both"/>
+        <w:rPr>
+          <w:rFonts w:ascii="Abadi" w:hAnsi="Abadi"/>
+          <w:sz w:val="24"/>
+          <w:szCs w:val="24"/>
+          <w:lang w:val="es-ES_tradnl"/>
+        </w:rPr>
+      </w:pPr>
+      <w:r>
+        <w:rPr>
+          <w:rFonts w:ascii="Abadi" w:hAnsi="Abadi"/>
+          <w:sz w:val="24"/>
+          <w:szCs w:val="24"/>
+          <w:lang w:val="es-ES_tradnl"/>
+        </w:rPr>
+        <w:t>Y no habiendo más nada que declarar por parte del compareciente, he procedido a levantar el presente acto, en su presencia, así como también en la de los testigos, el cual he leído íntegramente a los mismos, encontrándolo conforme, en fe de lo cual lo firman al pie de la última foja, junto conmigo y ante mí, Notario infrascrito, que CERTIFICO Y DOY FE.</w:t>
+      </w:r>
     </w:p>
     <w:p>
       <w:pPr>
         <w:jc w:val="center"/>
         <w:rPr>
-          <w:sz w:val="24"/>
-          <w:szCs w:val="24"/>
-          <w:u w:val="single"/>
-          <w:lang w:val="es-ES_tradnl"/>
-        </w:rPr>
-      </w:pPr>
-      <w:r>
-        <w:rPr>
-          <w:b/>
-          <w:sz w:val="24"/>
-          <w:szCs w:val="24"/>
-          <w:u w:val="single"/>
-          <w:lang w:val="es-ES_tradnl"/>
-        </w:rPr>
-        <w:t>FERNANDO PEGUERO</w:t>
-      </w:r>
-      <w:r>
-        <w:rPr>
-          <w:sz w:val="24"/>
-          <w:szCs w:val="24"/>
-          <w:u w:val="single"/>
-          <w:lang w:val="es-ES_tradnl"/>
-        </w:rPr>
-        <w:t xml:space="preserve"> </w:t>
-      </w:r>
+          <w:rFonts w:ascii="Abadi" w:hAnsi="Abadi"/>
+          <w:sz w:val="24"/>
+          <w:szCs w:val="24"/>
+          <w:lang w:val="es-ES_tradnl"/>
+        </w:rPr>
+      </w:pPr>
     </w:p>
     <w:p>
       <w:pPr>
         <w:jc w:val="center"/>
         <w:rPr>
-          <w:sz w:val="24"/>
-          <w:szCs w:val="24"/>
-          <w:lang w:val="es-ES_tradnl"/>
-        </w:rPr>
-      </w:pPr>
-      <w:r>
-        <w:rPr>
-          <w:sz w:val="24"/>
-          <w:szCs w:val="24"/>
-          <w:lang w:val="es-ES_tradnl"/>
-        </w:rPr>
-        <w:t>declarante</w:t>
-      </w:r>
-    </w:p>
-    <w:p>
-      <w:pPr>
-        <w:jc w:val="both"/>
-        <w:rPr>
-          <w:bCs/>
-          <w:sz w:val="24"/>
-          <w:szCs w:val="24"/>
-          <w:lang w:val="es-ES_tradnl"/>
-        </w:rPr>
-      </w:pPr>
-    </w:p>
-    <w:p>
-      <w:pPr>
-        <w:jc w:val="both"/>
-        <w:rPr>
-          <w:bCs/>
-          <w:sz w:val="24"/>
-          <w:szCs w:val="24"/>
-          <w:lang w:val="es-ES_tradnl"/>
-        </w:rPr>
-      </w:pPr>
-      <w:bookmarkStart w:id="0" w:name="_GoBack"/>
-      <w:bookmarkEnd w:id="0"/>
-    </w:p>
-    <w:p>
-      <w:pPr>
-        <w:jc w:val="both"/>
-        <w:rPr>
-          <w:bCs/>
-          <w:sz w:val="24"/>
-          <w:szCs w:val="24"/>
-          <w:lang w:val="es-ES_tradnl"/>
-        </w:rPr>
-      </w:pPr>
+          <w:rFonts w:ascii="Abadi" w:hAnsi="Abadi"/>
+          <w:b/>
+          <w:bCs/>
+          <w:sz w:val="24"/>
+          <w:szCs w:val="24"/>
+          <w:lang w:val="es-ES_tradnl"/>
+        </w:rPr>
+      </w:pPr>
+      <w:r>
+        <w:rPr>
+          <w:rFonts w:ascii="Abadi" w:hAnsi="Abadi"/>
+          <w:b/>
+          <w:bCs/>
+          <w:sz w:val="24"/>
+          <w:szCs w:val="24"/>
+          <w:lang w:val="es-ES_tradnl"/>
+        </w:rPr>
+        <w:t>{{NOMBRE_PROPIETARIO}}</w:t>
+      </w:r>
     </w:p>
     <w:p>
       <w:pPr>
         <w:jc w:val="center"/>
         <w:rPr>
-          <w:sz w:val="24"/>
-          <w:szCs w:val="24"/>
-        </w:rPr>
-      </w:pPr>
-      <w:r>
-        <w:rPr>
-          <w:b/>
-          <w:sz w:val="24"/>
-          <w:szCs w:val="24"/>
-          <w:u w:val="single"/>
-          <w:lang w:val="es-ES_tradnl"/>
-        </w:rPr>
-        <w:t xml:space="preserve">LEANDRO </w:t>
-      </w:r>
-      <w:r>
-        <w:rPr>
-          <w:b/>
-          <w:sz w:val="24"/>
-          <w:szCs w:val="24"/>
-          <w:u w:val="single"/>
-          <w:lang w:val="es-ES_tradnl"/>
-        </w:rPr>
-        <w:t xml:space="preserve">A. </w:t>
-      </w:r>
-      <w:r>
-        <w:rPr>
-          <w:b/>
-          <w:sz w:val="24"/>
-          <w:szCs w:val="24"/>
-          <w:u w:val="single"/>
-          <w:lang w:val="es-ES_tradnl"/>
-        </w:rPr>
-        <w:t>SOLIS GERONIMO</w:t>
-      </w:r>
-      <w:r>
-        <w:rPr>
-          <w:sz w:val="24"/>
-          <w:szCs w:val="24"/>
+          <w:rFonts w:ascii="Abadi" w:hAnsi="Abadi"/>
+          <w:sz w:val="24"/>
+          <w:szCs w:val="24"/>
+          <w:lang w:val="es-ES_tradnl"/>
+        </w:rPr>
+      </w:pPr>
+      <w:r>
+        <w:rPr>
+          <w:rFonts w:ascii="Abadi" w:hAnsi="Abadi"/>
+          <w:sz w:val="24"/>
+          <w:szCs w:val="24"/>
+          <w:lang w:val="es-ES_tradnl"/>
+        </w:rPr>
+        <w:t>Declarante / Propietario</w:t>
+      </w:r>
+    </w:p>
+    <w:p>
+      <w:pPr>
+        <w:jc w:val="center"/>
+        <w:rPr>
+          <w:rFonts w:ascii="Abadi" w:hAnsi="Abadi"/>
+          <w:sz w:val="24"/>
+          <w:szCs w:val="24"/>
+          <w:lang w:val="es-ES_tradnl"/>
+        </w:rPr>
+      </w:pPr>
+    </w:p>
+    <w:p>
+      <w:pPr>
+        <w:jc w:val="center"/>
+        <w:rPr>
+          <w:rFonts w:ascii="Abadi" w:hAnsi="Abadi"/>
+          <w:sz w:val="24"/>
+          <w:szCs w:val="24"/>
+          <w:lang w:val="es-ES_tradnl"/>
+        </w:rPr>
+      </w:pPr>
+    </w:p>
+    <w:p>
+      <w:pPr>
+        <w:jc w:val="center"/>
+        <w:rPr>
+          <w:rFonts w:ascii="Abadi" w:hAnsi="Abadi"/>
+          <w:sz w:val="24"/>
+          <w:szCs w:val="24"/>
+          <w:lang w:val="es-ES_tradnl"/>
+        </w:rPr>
+      </w:pPr>
+    </w:p>
+    <w:p>
+      <w:pPr>
+        <w:jc w:val="center"/>
+        <w:rPr>
+          <w:rFonts w:ascii="Abadi" w:hAnsi="Abadi"/>
+          <w:b/>
+          <w:bCs/>
+          <w:sz w:val="24"/>
+          <w:szCs w:val="24"/>
+          <w:lang w:val="es-ES_tradnl"/>
+        </w:rPr>
+      </w:pPr>
+      <w:r>
+        <w:rPr>
+          <w:rFonts w:ascii="Abadi" w:hAnsi="Abadi"/>
+          <w:b/>
+          <w:bCs/>
+          <w:sz w:val="24"/>
+          <w:szCs w:val="24"/>
+          <w:lang w:val="es-ES_tradnl"/>
+        </w:rPr>
+        <w:t xml:space="preserve">{{NOMBRE_TESTIGO 1}} </w:t>
+      </w:r>
+      <w:r>
+        <w:rPr>
+          <w:rFonts w:ascii="Abadi" w:hAnsi="Abadi"/>
+          <w:b/>
+          <w:bCs/>
+          <w:sz w:val="24"/>
+          <w:szCs w:val="24"/>
+          <w:lang w:val="es-ES_tradnl"/>
         </w:rPr>
         <w:tab/>
       </w:r>
       <w:r>
         <w:rPr>
-          <w:sz w:val="24"/>
-          <w:szCs w:val="24"/>
+          <w:rFonts w:ascii="Abadi" w:hAnsi="Abadi"/>
+          <w:b/>
+          <w:bCs/>
+          <w:sz w:val="24"/>
+          <w:szCs w:val="24"/>
+          <w:lang w:val="es-ES_tradnl"/>
         </w:rPr>
         <w:tab/>
       </w:r>
       <w:r>
         <w:rPr>
-          <w:b/>
-          <w:sz w:val="24"/>
-          <w:szCs w:val="24"/>
-          <w:u w:val="single"/>
-          <w:lang w:val="es-ES_tradnl"/>
-        </w:rPr>
-        <w:t>AMAURY MENDEZ</w:t>
+          <w:rFonts w:ascii="Abadi" w:hAnsi="Abadi"/>
+          <w:b/>
+          <w:bCs/>
+          <w:sz w:val="24"/>
+          <w:szCs w:val="24"/>
+          <w:lang w:val="es-ES_tradnl"/>
+        </w:rPr>
+        <w:tab/>
+        <w:t>{{NOMBRE_TESTIGO 2}}</w:t>
       </w:r>
     </w:p>
     <w:p>
       <w:pPr>
         <w:jc w:val="center"/>
         <w:rPr>
-          <w:bCs/>
-          <w:sz w:val="24"/>
-          <w:szCs w:val="24"/>
-          <w:lang w:val="es-ES_tradnl"/>
-        </w:rPr>
-      </w:pPr>
-      <w:r>
-        <w:rPr>
-          <w:bCs/>
-          <w:sz w:val="24"/>
-          <w:szCs w:val="24"/>
-          <w:lang w:val="es-ES_tradnl"/>
-        </w:rPr>
-        <w:t xml:space="preserve">          Testigo </w:t>
-      </w:r>
-      <w:r>
-        <w:rPr>
-          <w:bCs/>
+          <w:rFonts w:ascii="Abadi" w:hAnsi="Abadi"/>
+          <w:sz w:val="24"/>
+          <w:szCs w:val="24"/>
+          <w:lang w:val="es-ES_tradnl"/>
+        </w:rPr>
+      </w:pPr>
+      <w:r>
+        <w:rPr>
+          <w:rFonts w:ascii="Abadi" w:hAnsi="Abadi"/>
+          <w:sz w:val="24"/>
+          <w:szCs w:val="24"/>
+          <w:lang w:val="es-ES_tradnl"/>
+        </w:rPr>
+        <w:t xml:space="preserve">Testigo Instrumental </w:t>
+      </w:r>
+      <w:r>
+        <w:rPr>
+          <w:rFonts w:ascii="Abadi" w:hAnsi="Abadi"/>
           <w:sz w:val="24"/>
           <w:szCs w:val="24"/>
           <w:lang w:val="es-ES_tradnl"/>
@@ -1021,7 +667,7 @@
       </w:r>
       <w:r>
         <w:rPr>
-          <w:bCs/>
+          <w:rFonts w:ascii="Abadi" w:hAnsi="Abadi"/>
           <w:sz w:val="24"/>
           <w:szCs w:val="24"/>
           <w:lang w:val="es-ES_tradnl"/>
@@ -1030,103 +676,93 @@
       </w:r>
       <w:r>
         <w:rPr>
-          <w:bCs/>
+          <w:rFonts w:ascii="Abadi" w:hAnsi="Abadi"/>
           <w:sz w:val="24"/>
           <w:szCs w:val="24"/>
           <w:lang w:val="es-ES_tradnl"/>
         </w:rPr>
         <w:tab/>
-      </w:r>
-      <w:r>
-        <w:rPr>
-          <w:bCs/>
-          <w:sz w:val="24"/>
-          <w:szCs w:val="24"/>
-          <w:lang w:val="es-ES_tradnl"/>
-        </w:rPr>
-        <w:tab/>
-      </w:r>
-      <w:r>
-        <w:rPr>
-          <w:bCs/>
-          <w:sz w:val="24"/>
-          <w:szCs w:val="24"/>
-          <w:lang w:val="es-ES_tradnl"/>
-        </w:rPr>
-        <w:tab/>
-      </w:r>
-      <w:r>
-        <w:rPr>
-          <w:bCs/>
-          <w:sz w:val="24"/>
-          <w:szCs w:val="24"/>
-          <w:lang w:val="es-ES_tradnl"/>
-        </w:rPr>
-        <w:t xml:space="preserve">           </w:t>
-      </w:r>
-      <w:proofErr w:type="spellStart"/>
-      <w:r>
-        <w:rPr>
-          <w:bCs/>
-          <w:sz w:val="24"/>
-          <w:szCs w:val="24"/>
-          <w:lang w:val="es-ES_tradnl"/>
-        </w:rPr>
-        <w:t>Testigo</w:t>
-      </w:r>
-      <w:proofErr w:type="spellEnd"/>
-    </w:p>
-    <w:p>
-      <w:pPr>
-        <w:jc w:val="both"/>
-        <w:rPr>
-          <w:bCs/>
-          <w:sz w:val="24"/>
-          <w:szCs w:val="24"/>
-          <w:lang w:val="es-ES_tradnl"/>
-        </w:rPr>
-      </w:pPr>
-    </w:p>
-    <w:p>
-      <w:pPr>
-        <w:jc w:val="both"/>
-        <w:rPr>
-          <w:bCs/>
-          <w:sz w:val="24"/>
-          <w:szCs w:val="24"/>
-          <w:lang w:val="es-ES_tradnl"/>
-        </w:rPr>
-      </w:pPr>
-    </w:p>
-    <w:p>
-      <w:pPr>
-        <w:jc w:val="both"/>
-        <w:rPr>
-          <w:bCs/>
-          <w:sz w:val="24"/>
-          <w:szCs w:val="24"/>
-          <w:lang w:val="es-ES_tradnl"/>
-        </w:rPr>
-      </w:pPr>
+        <w:t>Testigo Instrumental</w:t>
+      </w:r>
     </w:p>
     <w:p>
       <w:pPr>
         <w:jc w:val="center"/>
         <w:rPr>
-          <w:bCs/>
-          <w:sz w:val="24"/>
-          <w:szCs w:val="24"/>
-          <w:lang w:val="es-ES_tradnl"/>
-        </w:rPr>
-      </w:pPr>
-      <w:r>
-        <w:rPr>
-          <w:sz w:val="24"/>
-          <w:szCs w:val="24"/>
-          <w:lang w:val="es-DO"/>
-        </w:rPr>
-        <w:t xml:space="preserve"> </w:t>
-      </w:r>
+          <w:rFonts w:ascii="Abadi" w:hAnsi="Abadi"/>
+          <w:sz w:val="24"/>
+          <w:szCs w:val="24"/>
+          <w:lang w:val="es-ES_tradnl"/>
+        </w:rPr>
+      </w:pPr>
+    </w:p>
+    <w:p>
+      <w:pPr>
+        <w:jc w:val="center"/>
+        <w:rPr>
+          <w:rFonts w:ascii="Abadi" w:hAnsi="Abadi"/>
+          <w:sz w:val="24"/>
+          <w:szCs w:val="24"/>
+          <w:lang w:val="es-ES_tradnl"/>
+        </w:rPr>
+      </w:pPr>
+    </w:p>
+    <w:p>
+      <w:pPr>
+        <w:jc w:val="center"/>
+        <w:rPr>
+          <w:rFonts w:ascii="Abadi" w:hAnsi="Abadi"/>
+          <w:b/>
+          <w:bCs/>
+          <w:sz w:val="24"/>
+          <w:szCs w:val="24"/>
+          <w:lang w:val="es-ES_tradnl"/>
+        </w:rPr>
+      </w:pPr>
+      <w:r>
+        <w:rPr>
+          <w:rFonts w:ascii="Abadi" w:hAnsi="Abadi"/>
+          <w:b/>
+          <w:bCs/>
+          <w:sz w:val="24"/>
+          <w:szCs w:val="24"/>
+          <w:lang w:val="es-ES_tradnl"/>
+        </w:rPr>
+        <w:t>{{NOMBRE_NOTARIO}}</w:t>
+      </w:r>
+    </w:p>
+    <w:p>
+      <w:pPr>
+        <w:jc w:val="center"/>
+        <w:rPr>
+          <w:rFonts w:ascii="Abadi" w:hAnsi="Abadi"/>
+          <w:bCs/>
+          <w:sz w:val="24"/>
+          <w:szCs w:val="24"/>
+          <w:lang w:val="es-ES_tradnl"/>
+        </w:rPr>
+      </w:pPr>
+      <w:r>
+        <w:rPr>
+          <w:rFonts w:ascii="Abadi" w:hAnsi="Abadi"/>
+          <w:sz w:val="24"/>
+          <w:szCs w:val="24"/>
+          <w:lang w:val="es-ES_tradnl"/>
+        </w:rPr>
+        <w:t>Abogado Notario Público</w:t>
+      </w:r>
+    </w:p>
+    <w:p>
+      <w:pPr>
+        <w:jc w:val="center"/>
+        <w:rPr>
+          <w:rFonts w:ascii="Abadi" w:hAnsi="Abadi"/>
+          <w:bCs/>
+          <w:sz w:val="24"/>
+          <w:szCs w:val="24"/>
+          <w:lang w:val="es-ES_tradnl"/>
+        </w:rPr>
+      </w:pPr>
     </w:p>
     <w:sectPr>
       <w:type w:val="continuous"/>
@@ -1139,7 +775,7 @@
 </file>
 
 <file path=word/styles.xml><?xml version="1.0" encoding="utf-8"?>
-<w:styles xmlns:mc="http://schemas.openxmlformats.org/markup-compatibility/2006" xmlns:r="http://schemas.openxmlformats.org/officeDocument/2006/relationships" xmlns:w="http://schemas.openxmlformats.org/wordprocessingml/2006/main" xmlns:w14="http://schemas.microsoft.com/office/word/2010/wordml" xmlns:w15="http://schemas.microsoft.com/office/word/2012/wordml" xmlns:w16se="http://schemas.microsoft.com/office/word/2015/wordml/symex" mc:Ignorable="w14 w15 w16se">
+<w:styles xmlns:mc="http://schemas.openxmlformats.org/markup-compatibility/2006" xmlns:r="http://schemas.openxmlformats.org/officeDocument/2006/relationships" xmlns:w="http://schemas.openxmlformats.org/wordprocessingml/2006/main" xmlns:w14="http://schemas.microsoft.com/office/word/2010/wordml" xmlns:w15="http://schemas.microsoft.com/office/word/2012/wordml" xmlns:w16cex="http://schemas.microsoft.com/office/word/2018/wordml/cex" xmlns:w16cid="http://schemas.microsoft.com/office/word/2016/wordml/cid" xmlns:w16="http://schemas.microsoft.com/office/word/2018/wordml" xmlns:w16du="http://schemas.microsoft.com/office/word/2023/wordml/word16du" xmlns:w16sdtdh="http://schemas.microsoft.com/office/word/2020/wordml/sdtdatahash" xmlns:w16sdtfl="http://schemas.microsoft.com/office/word/2024/wordml/sdtformatlock" xmlns:w16se="http://schemas.microsoft.com/office/word/2015/wordml/symex" mc:Ignorable="w14 w15 w16se w16cid w16 w16cex w16sdtdh w16sdtfl w16du">
   <w:docDefaults>
     <w:rPrDefault>
       <w:rPr>
@@ -1149,7 +785,7 @@
     </w:rPrDefault>
     <w:pPrDefault/>
   </w:docDefaults>
-  <w:latentStyles w:defLockedState="0" w:defUIPriority="99" w:defSemiHidden="0" w:defUnhideWhenUsed="0" w:defQFormat="0" w:count="371">
+  <w:latentStyles w:defLockedState="0" w:defUIPriority="99" w:defSemiHidden="0" w:defUnhideWhenUsed="0" w:defQFormat="0" w:count="376">
     <w:lsdException w:name="Normal" w:uiPriority="0" w:qFormat="1"/>
     <w:lsdException w:name="heading 1" w:uiPriority="9" w:qFormat="1"/>
     <w:lsdException w:name="heading 2" w:uiPriority="9" w:qFormat="1"/>
@@ -1521,6 +1157,11 @@
     <w:lsdException w:name="List Table 5 Dark Accent 6" w:uiPriority="50"/>
     <w:lsdException w:name="List Table 6 Colorful Accent 6" w:uiPriority="51"/>
     <w:lsdException w:name="List Table 7 Colorful Accent 6" w:uiPriority="52"/>
+    <w:lsdException w:name="Mention" w:semiHidden="1" w:unhideWhenUsed="1"/>
+    <w:lsdException w:name="Smart Hyperlink" w:semiHidden="1" w:unhideWhenUsed="1"/>
+    <w:lsdException w:name="Hashtag" w:semiHidden="1" w:unhideWhenUsed="1"/>
+    <w:lsdException w:name="Unresolved Mention" w:semiHidden="1" w:unhideWhenUsed="1"/>
+    <w:lsdException w:name="Smart Link" w:semiHidden="1" w:unhideWhenUsed="1"/>
   </w:latentStyles>
   <w:style w:type="paragraph" w:default="1" w:styleId="Normal">
     <w:name w:val="Normal"/>
